--- a/courts/fourth-circuit/west-virginia/state/supreme-court/petition-for-discretionary-review/usage/OUTPUT-petition-for-discretionary-review.docx
+++ b/courts/fourth-circuit/west-virginia/state/supreme-court/petition-for-discretionary-review/usage/OUTPUT-petition-for-discretionary-review.docx
@@ -5219,7 +5219,19 @@
         <w:t xml:space="preserve"> </w:t>
       </w:r>
       <w:r>
-        <w:t xml:space="preserve">West Virginia Code § 11-⁠⁠10A-⁠⁠19(e) was added as part of the creation of the Office of Tax Appeals and provides provisions for appeal similar to those previously provided for appealing decisions of the Commissioner (in Section 11-⁠10-⁠10(d)) but with the addition of the opportunity to make application to the circuit court for certification that the assets of the taxpayer are adequate to secure performance. See H.D.</w:t>
+        <w:t xml:space="preserve">West Virginia Code § 11-⁠10A-⁠19(e) was added as part of the creation of the Office of Tax Appeals and provides provisions for appeal similar to those previously provided for appealing decisions of the Commissioner (in Section 11</w:t>
+      </w:r>
+      <w:r>
+        <w:noBreakHyphen/>
+      </w:r>
+      <w:r>
+        <w:t xml:space="preserve">10</w:t>
+      </w:r>
+      <w:r>
+        <w:noBreakHyphen/>
+      </w:r>
+      <w:r>
+        <w:t xml:space="preserve">10(d)) but with the addition of the opportunity to make application to the circuit court for certification that the assets of the taxpayer are adequate to secure performance. See H.D.</w:t>
       </w:r>
       <w:r>
         <w:t xml:space="preserve"> </w:t>

--- a/courts/fourth-circuit/west-virginia/state/supreme-court/petition-for-discretionary-review/usage/OUTPUT-petition-for-discretionary-review.docx
+++ b/courts/fourth-circuit/west-virginia/state/supreme-court/petition-for-discretionary-review/usage/OUTPUT-petition-for-discretionary-review.docx
@@ -41,9 +41,7 @@
           <w:b/>
           <w:bCs/>
         </w:rPr>
-        <w:t xml:space="preserve">23</w:t>
-        <w:noBreakHyphen/>
-        <w:t xml:space="preserve">317</w:t>
+        <w:t xml:space="preserve">23-⁠317</w:t>
       </w:r>
     </w:p>
     <w:p>
@@ -477,9 +475,7 @@
           <w:b/>
           <w:bCs/>
         </w:rPr>
-        <w:t xml:space="preserve">22-ICA</w:t>
-        <w:noBreakHyphen/>
-        <w:t xml:space="preserve">285)</w:t>
+        <w:t xml:space="preserve">22-ICA-⁠285)</w:t>
       </w:r>
     </w:p>
     <w:p>
@@ -743,9 +739,7 @@
         <w:t xml:space="preserve"> </w:t>
       </w:r>
       <w:r>
-        <w:t xml:space="preserve">25402</w:t>
-        <w:noBreakHyphen/>
-        <w:t xml:space="preserve">1419</w:t>
+        <w:t xml:space="preserve">25402-⁠1419</w:t>
       </w:r>
     </w:p>
     <w:p>
@@ -767,9 +761,7 @@
         <w:t xml:space="preserve"> </w:t>
       </w:r>
       <w:r>
-        <w:t xml:space="preserve">264</w:t>
-        <w:noBreakHyphen/>
-        <w:t xml:space="preserve">4226</w:t>
+        <w:t xml:space="preserve">264-⁠4226</w:t>
       </w:r>
     </w:p>
     <w:p>
@@ -791,9 +783,7 @@
         <w:t xml:space="preserve"> </w:t>
       </w:r>
       <w:r>
-        <w:t xml:space="preserve">267</w:t>
-        <w:noBreakHyphen/>
-        <w:t xml:space="preserve">3822</w:t>
+        <w:t xml:space="preserve">267-⁠3822</w:t>
       </w:r>
     </w:p>
     <w:p>
@@ -2361,11 +2351,7 @@
         <w:t xml:space="preserve"> </w:t>
       </w:r>
       <w:r>
-        <w:t xml:space="preserve">11</w:t>
-        <w:noBreakHyphen/>
-        <w:t xml:space="preserve">10A</w:t>
-        <w:noBreakHyphen/>
-        <w:t xml:space="preserve">19(d)</w:t>
+        <w:t xml:space="preserve">11-⁠10A-⁠19(d)</w:t>
       </w:r>
       <w:r>
         <w:t xml:space="preserve">   </w:t>
@@ -2411,11 +2397,7 @@
         <w:t xml:space="preserve"> </w:t>
       </w:r>
       <w:r>
-        <w:t xml:space="preserve">11</w:t>
-        <w:noBreakHyphen/>
-        <w:t xml:space="preserve">10A</w:t>
-        <w:noBreakHyphen/>
-        <w:t xml:space="preserve">19(e)</w:t>
+        <w:t xml:space="preserve">11-⁠10A-⁠19(e)</w:t>
       </w:r>
       <w:r>
         <w:t xml:space="preserve">   </w:t>
@@ -2461,11 +2443,7 @@
         <w:t xml:space="preserve"> </w:t>
       </w:r>
       <w:r>
-        <w:t xml:space="preserve">11</w:t>
-        <w:noBreakHyphen/>
-        <w:t xml:space="preserve">24</w:t>
-        <w:noBreakHyphen/>
-        <w:t xml:space="preserve">13f</w:t>
+        <w:t xml:space="preserve">11-⁠24-⁠13f</w:t>
       </w:r>
       <w:r>
         <w:t xml:space="preserve">   </w:t>
@@ -2511,11 +2489,7 @@
         <w:t xml:space="preserve"> </w:t>
       </w:r>
       <w:r>
-        <w:t xml:space="preserve">11</w:t>
-        <w:noBreakHyphen/>
-        <w:t xml:space="preserve">24</w:t>
-        <w:noBreakHyphen/>
-        <w:t xml:space="preserve">13f(a)⁠(5)</w:t>
+        <w:t xml:space="preserve">11-⁠24-⁠13f(a)⁠(5)</w:t>
       </w:r>
       <w:r>
         <w:t xml:space="preserve">   </w:t>
@@ -2561,11 +2535,7 @@
         <w:t xml:space="preserve"> </w:t>
       </w:r>
       <w:r>
-        <w:t xml:space="preserve">11</w:t>
-        <w:noBreakHyphen/>
-        <w:t xml:space="preserve">24</w:t>
-        <w:noBreakHyphen/>
-        <w:t xml:space="preserve">6</w:t>
+        <w:t xml:space="preserve">11-⁠24-⁠6</w:t>
       </w:r>
       <w:r>
         <w:t xml:space="preserve">   </w:t>
@@ -2611,11 +2581,7 @@
         <w:t xml:space="preserve"> </w:t>
       </w:r>
       <w:r>
-        <w:t xml:space="preserve">11</w:t>
-        <w:noBreakHyphen/>
-        <w:t xml:space="preserve">24</w:t>
-        <w:noBreakHyphen/>
-        <w:t xml:space="preserve">6(b)⁠(6)</w:t>
+        <w:t xml:space="preserve">11-⁠24-⁠6(b)⁠(6)</w:t>
       </w:r>
       <w:r>
         <w:t xml:space="preserve">   </w:t>
@@ -2661,11 +2627,7 @@
         <w:t xml:space="preserve"> </w:t>
       </w:r>
       <w:r>
-        <w:t xml:space="preserve">11</w:t>
-        <w:noBreakHyphen/>
-        <w:t xml:space="preserve">24</w:t>
-        <w:noBreakHyphen/>
-        <w:t xml:space="preserve">6(d)</w:t>
+        <w:t xml:space="preserve">11-⁠24-⁠6(d)</w:t>
       </w:r>
       <w:r>
         <w:t xml:space="preserve">   </w:t>
@@ -3045,19 +3007,7 @@
         <w:t xml:space="preserve"> </w:t>
       </w:r>
       <w:r>
-        <w:t xml:space="preserve">11</w:t>
-      </w:r>
-      <w:r>
-        <w:noBreakHyphen/>
-      </w:r>
-      <w:r>
-        <w:t xml:space="preserve">24</w:t>
-      </w:r>
-      <w:r>
-        <w:noBreakHyphen/>
-      </w:r>
-      <w:r>
-        <w:t xml:space="preserve">6(b)⁠(6).</w:t>
+        <w:t xml:space="preserve">11-⁠24-⁠6(b)⁠(6).</w:t>
       </w:r>
     </w:p>
     <w:p>
@@ -3301,19 +3251,7 @@
         <w:pStyle w:val="BodyText"/>
       </w:pPr>
       <w:r>
-        <w:t xml:space="preserve">The Petitioner believes this case is suitable for Rule 20 argument because it involves issues of first impression and fundamental public importance. The Intermediate Court of Appeals improperly interpreted West Va. Code §11</w:t>
-      </w:r>
-      <w:r>
-        <w:noBreakHyphen/>
-      </w:r>
-      <w:r>
-        <w:t xml:space="preserve">10A</w:t>
-      </w:r>
-      <w:r>
-        <w:noBreakHyphen/>
-      </w:r>
-      <w:r>
-        <w:t xml:space="preserve">19(d)</w:t>
+        <w:t xml:space="preserve">The Petitioner believes this case is suitable for Rule 20 argument because it involves issues of first impression and fundamental public importance. The Intermediate Court of Appeals improperly interpreted West Va. Code §11-⁠10A-⁠19(d)</w:t>
       </w:r>
       <w:r>
         <w:t xml:space="preserve"> </w:t>
@@ -4049,19 +3987,7 @@
         <w:t xml:space="preserve"> </w:t>
       </w:r>
       <w:r>
-        <w:t xml:space="preserve">Va. Code §11</w:t>
-      </w:r>
-      <w:r>
-        <w:noBreakHyphen/>
-      </w:r>
-      <w:r>
-        <w:t xml:space="preserve">24</w:t>
-      </w:r>
-      <w:r>
-        <w:noBreakHyphen/>
-      </w:r>
-      <w:r>
-        <w:t xml:space="preserve">6(d). The Auditing Division also erred in determining that Taxpayer had taxable income in 2015, 2016, and 2017 rather than generating NOLs in each year.</w:t>
+        <w:t xml:space="preserve">Va. Code §11-⁠24-⁠6(d). The Auditing Division also erred in determining that Taxpayer had taxable income in 2015, 2016, and 2017 rather than generating NOLs in each year.</w:t>
       </w:r>
     </w:p>
     <w:p>
@@ -4075,19 +4001,7 @@
         <w:t xml:space="preserve"> </w:t>
       </w:r>
       <w:r>
-        <w:t xml:space="preserve">Va. Code §11</w:t>
-      </w:r>
-      <w:r>
-        <w:noBreakHyphen/>
-      </w:r>
-      <w:r>
-        <w:t xml:space="preserve">24</w:t>
-      </w:r>
-      <w:r>
-        <w:noBreakHyphen/>
-      </w:r>
-      <w:r>
-        <w:t xml:space="preserve">6(d).</w:t>
+        <w:t xml:space="preserve">Va. Code §11-⁠24-⁠6(d).</w:t>
       </w:r>
     </w:p>
     <w:p>
@@ -4157,19 +4071,7 @@
         <w:t xml:space="preserve"> </w:t>
       </w:r>
       <w:r>
-        <w:t xml:space="preserve">Va. Code §11</w:t>
-      </w:r>
-      <w:r>
-        <w:noBreakHyphen/>
-      </w:r>
-      <w:r>
-        <w:t xml:space="preserve">24</w:t>
-      </w:r>
-      <w:r>
-        <w:noBreakHyphen/>
-      </w:r>
-      <w:r>
-        <w:t xml:space="preserve">6(d) to offset any West Virginia taxable income for tax years 2015, 2016, and 2017. Pursuant to the Respondents Prehearing Statement:</w:t>
+        <w:t xml:space="preserve">Va. Code §11-⁠24-⁠6(d) to offset any West Virginia taxable income for tax years 2015, 2016, and 2017. Pursuant to the Respondents Prehearing Statement:</w:t>
       </w:r>
     </w:p>
     <w:p>
@@ -4177,13 +4079,7 @@
         <w:pStyle w:val="XdQuoteOnly"/>
       </w:pPr>
       <w:r>
-        <w:t xml:space="preserve">“This issue is not a “denial” of net operating losses. The result of the adjustments made by Respondent (both those adjustments identified in sub issues 1</w:t>
-      </w:r>
-      <w:r>
-        <w:noBreakHyphen/>
-      </w:r>
-      <w:r>
-        <w:t xml:space="preserve">3, as well as additional adjustments that do not appear to be contested by Petitioner) during the audit simply changed Petitioner’s taxable income and therefore negated any net operating loss. This is not really a “separate” issue. Once the other issues are resolved, then any available net operating loss will be calculated and if any is available, it would be applied. Also, the amounts at issue for each “sub issue” have not been calculated by Respondent. Upon the resolution of those issues, it would be necessary to revisit the calculations for each issue to determine their exact amounts.” (Appendix Page 419)</w:t>
+        <w:t xml:space="preserve">“This issue is not a “denial” of net operating losses. The result of the adjustments made by Respondent (both those adjustments identified in sub issues 1-⁠3, as well as additional adjustments that do not appear to be contested by Petitioner) during the audit simply changed Petitioner’s taxable income and therefore negated any net operating loss. This is not really a “separate” issue. Once the other issues are resolved, then any available net operating loss will be calculated and if any is available, it would be applied. Also, the amounts at issue for each “sub issue” have not been calculated by Respondent. Upon the resolution of those issues, it would be necessary to revisit the calculations for each issue to determine their exact amounts.” (Appendix Page 419)</w:t>
       </w:r>
     </w:p>
     <w:p>
@@ -4580,9 +4476,7 @@
               <w:t xml:space="preserve"> </w:t>
             </w:r>
             <w:r>
-              <w:t xml:space="preserve">25402</w:t>
-              <w:noBreakHyphen/>
-              <w:t xml:space="preserve">1419</w:t>
+              <w:t xml:space="preserve">25402-⁠1419</w:t>
             </w:r>
           </w:p>
           <w:p>
@@ -4604,9 +4498,7 @@
               <w:t xml:space="preserve"> </w:t>
             </w:r>
             <w:r>
-              <w:t xml:space="preserve">264</w:t>
-              <w:noBreakHyphen/>
-              <w:t xml:space="preserve">4226</w:t>
+              <w:t xml:space="preserve">264-⁠4226</w:t>
             </w:r>
           </w:p>
           <w:p>
@@ -4628,9 +4520,7 @@
               <w:t xml:space="preserve"> </w:t>
             </w:r>
             <w:r>
-              <w:t xml:space="preserve">267</w:t>
-              <w:noBreakHyphen/>
-              <w:t xml:space="preserve">3822</w:t>
+              <w:t xml:space="preserve">267-⁠3822</w:t>
             </w:r>
           </w:p>
           <w:p>
@@ -5011,9 +4901,7 @@
               <w:t xml:space="preserve"> </w:t>
             </w:r>
             <w:r>
-              <w:t xml:space="preserve">25402</w:t>
-              <w:noBreakHyphen/>
-              <w:t xml:space="preserve">1419</w:t>
+              <w:t xml:space="preserve">25402-⁠1419</w:t>
             </w:r>
           </w:p>
           <w:p>
@@ -5035,9 +4923,7 @@
               <w:t xml:space="preserve"> </w:t>
             </w:r>
             <w:r>
-              <w:t xml:space="preserve">264</w:t>
-              <w:noBreakHyphen/>
-              <w:t xml:space="preserve">4226</w:t>
+              <w:t xml:space="preserve">264-⁠4226</w:t>
             </w:r>
           </w:p>
           <w:p>
@@ -5059,9 +4945,7 @@
               <w:t xml:space="preserve"> </w:t>
             </w:r>
             <w:r>
-              <w:t xml:space="preserve">267</w:t>
-              <w:noBreakHyphen/>
-              <w:t xml:space="preserve">3822</w:t>
+              <w:t xml:space="preserve">267-⁠3822</w:t>
             </w:r>
           </w:p>
           <w:p>
@@ -5219,19 +5103,7 @@
         <w:t xml:space="preserve"> </w:t>
       </w:r>
       <w:r>
-        <w:t xml:space="preserve">West Virginia Code § 11-⁠10A-⁠19(e) was added as part of the creation of the Office of Tax Appeals and provides provisions for appeal similar to those previously provided for appealing decisions of the Commissioner (in Section 11</w:t>
-      </w:r>
-      <w:r>
-        <w:noBreakHyphen/>
-      </w:r>
-      <w:r>
-        <w:t xml:space="preserve">10</w:t>
-      </w:r>
-      <w:r>
-        <w:noBreakHyphen/>
-      </w:r>
-      <w:r>
-        <w:t xml:space="preserve">10(d)) but with the addition of the opportunity to make application to the circuit court for certification that the assets of the taxpayer are adequate to secure performance. See H.D.</w:t>
+        <w:t xml:space="preserve">West Virginia Code § 11-⁠10A-⁠19(e) was added as part of the creation of the Office of Tax Appeals and provides provisions for appeal similar to those previously provided for appealing decisions of the Commissioner (in Section 11-⁠10-⁠10(d)) but with the addition of the opportunity to make application to the circuit court for certification that the assets of the taxpayer are adequate to secure performance. See H.D.</w:t>
       </w:r>
       <w:r>
         <w:t xml:space="preserve"> </w:t>
@@ -6005,7 +5877,7 @@
     <w:qFormat/>
     <w:pPr>
       <w:keepLines/>
-      <w:spacing w:before="0" w:after="140" w:line="253" w:lineRule="exact"/>
+      <w:spacing w:before="46" w:after="140" w:line="253" w:lineRule="exact"/>
     </w:pPr>
     <w:rPr>
       <w:sz w:val="22"/>

--- a/courts/fourth-circuit/west-virginia/state/supreme-court/petition-for-discretionary-review/usage/OUTPUT-petition-for-discretionary-review.docx
+++ b/courts/fourth-circuit/west-virginia/state/supreme-court/petition-for-discretionary-review/usage/OUTPUT-petition-for-discretionary-review.docx
@@ -1916,7 +1916,7 @@
         <w:tab/>
       </w:r>
       <w:r>
-        <w:t xml:space="preserve">9</w:t>
+        <w:t xml:space="preserve">8, 9</w:t>
       </w:r>
     </w:p>
     <w:p>
